--- a/seed-downloads/income-employment-letter-kit.docx
+++ b/seed-downloads/income-employment-letter-kit.docx
@@ -101,6 +101,157 @@
     <w:p>
       <w:r>
         <w:t>This kit gives you a clear path. It does not make a decision for the person reading your papers.</w:t>
+      </w:r>
+    </w:p>
+    <w:p>
+      <w:pPr>
+        <w:pStyle w:val="Heading1"/>
+      </w:pPr>
+      <w:r>
+        <w:t>Included Templates and Tools In This Kit</w:t>
+      </w:r>
+    </w:p>
+    <w:p>
+      <w:r>
+        <w:t>This is one direct paid download. The items below are included inside this kit; you do not need to buy them separately or use the free Studio first.</w:t>
+      </w:r>
+    </w:p>
+    <w:p>
+      <w:pPr>
+        <w:pStyle w:val="Heading2"/>
+      </w:pPr>
+      <w:r>
+        <w:t>Employment Verification Letter</w:t>
+      </w:r>
+    </w:p>
+    <w:p>
+      <w:r>
+        <w:t>Use this included tool when your situation involves employment verification letter. Fill in only true facts, attach real supporting documents if useful, review the wording, and send it yourself when ready.</w:t>
+      </w:r>
+    </w:p>
+    <w:p>
+      <w:r>
+        <w:t>Template starter:</w:t>
+      </w:r>
+    </w:p>
+    <w:p>
+      <w:r>
+        <w:t>I am writing to explain or organize information related to employment verification letter. The truthful facts are: [fill in your facts]. The supporting documents I am including are: [list real documents].</w:t>
+      </w:r>
+    </w:p>
+    <w:p>
+      <w:pPr>
+        <w:pStyle w:val="Heading2"/>
+      </w:pPr>
+      <w:r>
+        <w:t>Proof Of Income Letter</w:t>
+      </w:r>
+    </w:p>
+    <w:p>
+      <w:r>
+        <w:t>Use this included tool when your situation involves proof of income letter. Fill in only true facts, attach real supporting documents if useful, review the wording, and send it yourself when ready.</w:t>
+      </w:r>
+    </w:p>
+    <w:p>
+      <w:r>
+        <w:t>Template starter:</w:t>
+      </w:r>
+    </w:p>
+    <w:p>
+      <w:r>
+        <w:t>I am writing to explain or organize information related to proof of income letter. The truthful facts are: [fill in your facts]. The supporting documents I am including are: [list real documents].</w:t>
+      </w:r>
+    </w:p>
+    <w:p>
+      <w:pPr>
+        <w:pStyle w:val="Heading2"/>
+      </w:pPr>
+      <w:r>
+        <w:t>Self-Employment Income Letter</w:t>
+      </w:r>
+    </w:p>
+    <w:p>
+      <w:r>
+        <w:t>Use this included tool when your situation involves self-employment income letter. Fill in only true facts, attach real supporting documents if useful, review the wording, and send it yourself when ready.</w:t>
+      </w:r>
+    </w:p>
+    <w:p>
+      <w:r>
+        <w:t>Template starter:</w:t>
+      </w:r>
+    </w:p>
+    <w:p>
+      <w:r>
+        <w:t>I am writing to explain or organize information related to self-employment income letter. The truthful facts are: [fill in your facts]. The supporting documents I am including are: [list real documents].</w:t>
+      </w:r>
+    </w:p>
+    <w:p>
+      <w:pPr>
+        <w:pStyle w:val="Heading2"/>
+      </w:pPr>
+      <w:r>
+        <w:t>Job Change Letter</w:t>
+      </w:r>
+    </w:p>
+    <w:p>
+      <w:r>
+        <w:t>Use this included tool when your situation involves job change letter. Fill in only true facts, attach real supporting documents if useful, review the wording, and send it yourself when ready.</w:t>
+      </w:r>
+    </w:p>
+    <w:p>
+      <w:r>
+        <w:t>Template starter:</w:t>
+      </w:r>
+    </w:p>
+    <w:p>
+      <w:r>
+        <w:t>I am writing to explain or organize information related to job change letter. The truthful facts are: [fill in your facts]. The supporting documents I am including are: [list real documents].</w:t>
+      </w:r>
+    </w:p>
+    <w:p>
+      <w:pPr>
+        <w:pStyle w:val="Heading2"/>
+      </w:pPr>
+      <w:r>
+        <w:t>Gap In Employment Letter</w:t>
+      </w:r>
+    </w:p>
+    <w:p>
+      <w:r>
+        <w:t>Use this included tool when your situation involves gap in employment letter. Fill in only true facts, attach real supporting documents if useful, review the wording, and send it yourself when ready.</w:t>
+      </w:r>
+    </w:p>
+    <w:p>
+      <w:r>
+        <w:t>Template starter:</w:t>
+      </w:r>
+    </w:p>
+    <w:p>
+      <w:r>
+        <w:t>I am writing to explain or organize information related to gap in employment letter. The truthful facts are: [fill in your facts]. The supporting documents I am including are: [list real documents].</w:t>
+      </w:r>
+    </w:p>
+    <w:p>
+      <w:pPr>
+        <w:pStyle w:val="Heading2"/>
+      </w:pPr>
+      <w:r>
+        <w:t>Bank Statement Explanation Letter</w:t>
+      </w:r>
+    </w:p>
+    <w:p>
+      <w:r>
+        <w:t>Use this included tool when your situation involves bank statement explanation letter. Fill in only true facts, attach real supporting documents if useful, review the wording, and send it yourself when ready.</w:t>
+      </w:r>
+    </w:p>
+    <w:p>
+      <w:r>
+        <w:t>Template starter:</w:t>
+      </w:r>
+    </w:p>
+    <w:p>
+      <w:r>
+        <w:t>I am writing to explain or organize information related to bank statement explanation letter. The truthful facts are: [fill in your facts]. The supporting documents I am including are: [list real documents].</w:t>
       </w:r>
     </w:p>
     <w:p>
